--- a/assets/course-documents/Motivational-Poster-Reflection-ES.docx
+++ b/assets/course-documents/Motivational-Poster-Reflection-ES.docx
@@ -206,7 +206,7 @@
                 <w:sz w:val="23"/>
                 <w:szCs w:val="23"/>
               </w:rPr>
-              <w:t xml:space="preserve">¿A quién elegiste para tu póster (una persona real o un personaje de ficción), y por qué te inspira?</w:t>
+              <w:t xml:space="preserve">¿A quién elegiste para tu póster (una persona real o un personaje de ficción), y por qué te inspira? ¿Cuál es la frase real que usaste?</w:t>
             </w:r>
           </w:p>
         </w:tc>
@@ -326,7 +326,7 @@
                 <w:sz w:val="23"/>
                 <w:szCs w:val="23"/>
               </w:rPr>
-              <w:t xml:space="preserve">¿Qué tipo de letra elegiste para tu frase, y por qué queda bien con tu póster?</w:t>
+              <w:t xml:space="preserve">¿Cuál es el nombre exacto del tipo de letra (fuente) que usaste para tus palabras, y por qué queda bien con tu póster?</w:t>
             </w:r>
           </w:p>
         </w:tc>
@@ -446,7 +446,7 @@
                 <w:sz w:val="23"/>
                 <w:szCs w:val="23"/>
               </w:rPr>
-              <w:t xml:space="preserve">¿Cuál fue la parte más difícil del diseño?</w:t>
+              <w:t xml:space="preserve">Explica cómo hiciste el póster para IMPRIMIR: recortar a tu sujeto de su fondo, desenfocar el fondo, y agregar tus palabras y colores.</w:t>
             </w:r>
           </w:p>
         </w:tc>
@@ -566,7 +566,7 @@
                 <w:sz w:val="23"/>
                 <w:szCs w:val="23"/>
               </w:rPr>
-              <w:t xml:space="preserve">¿Qué disfrutaste de este proyecto?</w:t>
+              <w:t xml:space="preserve">Explica cómo hiciste la versión de FONDO DE PANTALLA para el teléfono: ¿qué cambiaste para que quedara en la pantalla alta y angosta del teléfono?</w:t>
             </w:r>
           </w:p>
         </w:tc>
@@ -638,6 +638,246 @@
         <w:t xml:space="preserve"/>
       </w:r>
     </w:p>
+    <w:tbl>
+      <w:tblPr>
+        <w:tblW w:type="dxa" w:w="10800"/>
+        <w:tblBorders>
+          <w:top w:val="none"/>
+          <w:left w:val="none"/>
+          <w:bottom w:val="none"/>
+          <w:right w:val="none"/>
+          <w:insideH w:val="single" w:color="auto" w:sz="4"/>
+          <w:insideV w:val="single" w:color="auto" w:sz="4"/>
+        </w:tblBorders>
+      </w:tblPr>
+      <w:tblGrid>
+        <w:gridCol w:w="10800"/>
+      </w:tblGrid>
+      <w:tr>
+        <w:tc>
+          <w:tcPr>
+            <w:tcW w:type="dxa" w:w="10800"/>
+            <w:shd w:fill="007474" w:val="clear"/>
+            <w:tcMar>
+              <w:top w:type="dxa" w:w="70"/>
+              <w:left w:type="dxa" w:w="160"/>
+              <w:bottom w:type="dxa" w:w="70"/>
+              <w:right w:type="dxa" w:w="160"/>
+            </w:tcMar>
+          </w:tcPr>
+          <w:p>
+            <w:r>
+              <w:rPr>
+                <w:rFonts w:ascii="Arial" w:cs="Arial" w:eastAsia="Arial" w:hAnsi="Arial"/>
+                <w:b/>
+                <w:bCs/>
+                <w:color w:val="FFFFFF"/>
+                <w:sz w:val="23"/>
+                <w:szCs w:val="23"/>
+              </w:rPr>
+              <w:t xml:space="preserve">5.  </w:t>
+            </w:r>
+            <w:r>
+              <w:rPr>
+                <w:rFonts w:ascii="Arial" w:cs="Arial" w:eastAsia="Arial" w:hAnsi="Arial"/>
+                <w:b/>
+                <w:bCs/>
+                <w:color w:val="FFFFFF"/>
+                <w:sz w:val="23"/>
+                <w:szCs w:val="23"/>
+              </w:rPr>
+              <w:t xml:space="preserve">¿Cuál fue la parte más difícil de todo el proceso, y cómo la resolviste?</w:t>
+            </w:r>
+          </w:p>
+        </w:tc>
+      </w:tr>
+    </w:tbl>
+    <w:p>
+      <w:pPr>
+        <w:spacing w:after="60"/>
+      </w:pPr>
+      <w:r>
+        <w:t xml:space="preserve"/>
+      </w:r>
+    </w:p>
+    <w:tbl>
+      <w:tblPr>
+        <w:tblW w:type="dxa" w:w="10800"/>
+        <w:tblBorders>
+          <w:top w:val="single" w:color="auto" w:sz="4"/>
+          <w:left w:val="single" w:color="auto" w:sz="4"/>
+          <w:bottom w:val="single" w:color="auto" w:sz="4"/>
+          <w:right w:val="single" w:color="auto" w:sz="4"/>
+          <w:insideH w:val="single" w:color="auto" w:sz="4"/>
+          <w:insideV w:val="single" w:color="auto" w:sz="4"/>
+        </w:tblBorders>
+      </w:tblPr>
+      <w:tblGrid>
+        <w:gridCol w:w="10800"/>
+      </w:tblGrid>
+      <w:tr>
+        <w:trPr>
+          <w:trHeight w:val="1500" w:hRule="atLeast"/>
+        </w:trPr>
+        <w:tc>
+          <w:tcPr>
+            <w:tcW w:type="dxa" w:w="10800"/>
+            <w:tcBorders>
+              <w:top w:val="single" w:color="C4C4C4" w:sz="8"/>
+              <w:left w:val="single" w:color="C4C4C4" w:sz="8"/>
+              <w:bottom w:val="single" w:color="C4C4C4" w:sz="8"/>
+              <w:right w:val="single" w:color="C4C4C4" w:sz="8"/>
+            </w:tcBorders>
+            <w:tcMar>
+              <w:top w:type="dxa" w:w="100"/>
+              <w:left w:type="dxa" w:w="160"/>
+              <w:bottom w:type="dxa" w:w="100"/>
+              <w:right w:type="dxa" w:w="160"/>
+            </w:tcMar>
+          </w:tcPr>
+          <w:p>
+            <w:r>
+              <w:rPr>
+                <w:i/>
+                <w:iCs/>
+                <w:color w:val="8A8A8A"/>
+                <w:sz w:val="22"/>
+                <w:szCs w:val="22"/>
+              </w:rPr>
+              <w:t xml:space="preserve">Escribe tu respuesta aquí.</w:t>
+            </w:r>
+          </w:p>
+        </w:tc>
+      </w:tr>
+    </w:tbl>
+    <w:p>
+      <w:pPr>
+        <w:spacing w:after="160"/>
+      </w:pPr>
+      <w:r>
+        <w:t xml:space="preserve"/>
+      </w:r>
+    </w:p>
+    <w:tbl>
+      <w:tblPr>
+        <w:tblW w:type="dxa" w:w="10800"/>
+        <w:tblBorders>
+          <w:top w:val="none"/>
+          <w:left w:val="none"/>
+          <w:bottom w:val="none"/>
+          <w:right w:val="none"/>
+          <w:insideH w:val="single" w:color="auto" w:sz="4"/>
+          <w:insideV w:val="single" w:color="auto" w:sz="4"/>
+        </w:tblBorders>
+      </w:tblPr>
+      <w:tblGrid>
+        <w:gridCol w:w="10800"/>
+      </w:tblGrid>
+      <w:tr>
+        <w:tc>
+          <w:tcPr>
+            <w:tcW w:type="dxa" w:w="10800"/>
+            <w:shd w:fill="007474" w:val="clear"/>
+            <w:tcMar>
+              <w:top w:type="dxa" w:w="70"/>
+              <w:left w:type="dxa" w:w="160"/>
+              <w:bottom w:type="dxa" w:w="70"/>
+              <w:right w:type="dxa" w:w="160"/>
+            </w:tcMar>
+          </w:tcPr>
+          <w:p>
+            <w:r>
+              <w:rPr>
+                <w:rFonts w:ascii="Arial" w:cs="Arial" w:eastAsia="Arial" w:hAnsi="Arial"/>
+                <w:b/>
+                <w:bCs/>
+                <w:color w:val="FFFFFF"/>
+                <w:sz w:val="23"/>
+                <w:szCs w:val="23"/>
+              </w:rPr>
+              <w:t xml:space="preserve">6.  </w:t>
+            </w:r>
+            <w:r>
+              <w:rPr>
+                <w:rFonts w:ascii="Arial" w:cs="Arial" w:eastAsia="Arial" w:hAnsi="Arial"/>
+                <w:b/>
+                <w:bCs/>
+                <w:color w:val="FFFFFF"/>
+                <w:sz w:val="23"/>
+                <w:szCs w:val="23"/>
+              </w:rPr>
+              <w:t xml:space="preserve">¿De qué estás más orgulloso, y qué disfrutaste más? (Si hiciste el logo de crédito extra, cuéntanos sobre él.)</w:t>
+            </w:r>
+          </w:p>
+        </w:tc>
+      </w:tr>
+    </w:tbl>
+    <w:p>
+      <w:pPr>
+        <w:spacing w:after="60"/>
+      </w:pPr>
+      <w:r>
+        <w:t xml:space="preserve"/>
+      </w:r>
+    </w:p>
+    <w:tbl>
+      <w:tblPr>
+        <w:tblW w:type="dxa" w:w="10800"/>
+        <w:tblBorders>
+          <w:top w:val="single" w:color="auto" w:sz="4"/>
+          <w:left w:val="single" w:color="auto" w:sz="4"/>
+          <w:bottom w:val="single" w:color="auto" w:sz="4"/>
+          <w:right w:val="single" w:color="auto" w:sz="4"/>
+          <w:insideH w:val="single" w:color="auto" w:sz="4"/>
+          <w:insideV w:val="single" w:color="auto" w:sz="4"/>
+        </w:tblBorders>
+      </w:tblPr>
+      <w:tblGrid>
+        <w:gridCol w:w="10800"/>
+      </w:tblGrid>
+      <w:tr>
+        <w:trPr>
+          <w:trHeight w:val="1500" w:hRule="atLeast"/>
+        </w:trPr>
+        <w:tc>
+          <w:tcPr>
+            <w:tcW w:type="dxa" w:w="10800"/>
+            <w:tcBorders>
+              <w:top w:val="single" w:color="C4C4C4" w:sz="8"/>
+              <w:left w:val="single" w:color="C4C4C4" w:sz="8"/>
+              <w:bottom w:val="single" w:color="C4C4C4" w:sz="8"/>
+              <w:right w:val="single" w:color="C4C4C4" w:sz="8"/>
+            </w:tcBorders>
+            <w:tcMar>
+              <w:top w:type="dxa" w:w="100"/>
+              <w:left w:type="dxa" w:w="160"/>
+              <w:bottom w:type="dxa" w:w="100"/>
+              <w:right w:type="dxa" w:w="160"/>
+            </w:tcMar>
+          </w:tcPr>
+          <w:p>
+            <w:r>
+              <w:rPr>
+                <w:i/>
+                <w:iCs/>
+                <w:color w:val="8A8A8A"/>
+                <w:sz w:val="22"/>
+                <w:szCs w:val="22"/>
+              </w:rPr>
+              <w:t xml:space="preserve">Escribe tu respuesta aquí.</w:t>
+            </w:r>
+          </w:p>
+        </w:tc>
+      </w:tr>
+    </w:tbl>
+    <w:p>
+      <w:pPr>
+        <w:spacing w:after="160"/>
+      </w:pPr>
+      <w:r>
+        <w:t xml:space="preserve"/>
+      </w:r>
+    </w:p>
     <w:sectPr>
       <w:pgSz w:w="12240" w:h="15840" w:orient="portrait"/>
       <w:pgMar w:top="900" w:right="720" w:bottom="900" w:left="720" w:header="708" w:footer="708" w:gutter="0"/>

--- a/assets/course-documents/Motivational-Poster-Reflection-ES.docx
+++ b/assets/course-documents/Motivational-Poster-Reflection-ES.docx
@@ -117,7 +117,7 @@
           <w:sz w:val="22"/>
           <w:szCs w:val="22"/>
         </w:rPr>
-        <w:t xml:space="preserve">Nombre</w:t>
+        <w:t xml:space="preserve">Nombre:</w:t>
       </w:r>
       <w:r>
         <w:rPr>
@@ -128,7 +128,7 @@
           <w:sz w:val="22"/>
           <w:szCs w:val="22"/>
         </w:rPr>
-        <w:t xml:space="preserve">	Periodo</w:t>
+        <w:t xml:space="preserve">	Periodo:</w:t>
       </w:r>
       <w:r>
         <w:rPr>
@@ -139,7 +139,7 @@
           <w:sz w:val="22"/>
           <w:szCs w:val="22"/>
         </w:rPr>
-        <w:t xml:space="preserve">	Fecha</w:t>
+        <w:t xml:space="preserve">	Fecha:</w:t>
       </w:r>
     </w:p>
     <w:p>
